--- a/data/cvs/cv_145_Sticker_Mule_Software_engineer.docx
+++ b/data/cvs/cv_145_Sticker_Mule_Software_engineer.docx
@@ -86,7 +86,7 @@
         <w:rPr>
           <w:sz w:val="20"/>
         </w:rPr>
-        <w:t>Full Stack Developer with a focus on AI-driven solutions, currently building production systems at Copy Cat Group. I work across the entire stack, from Python backends and REST APIs to React frontends, with experience in data annotation, model evaluation, and prompt engineering. My recent projects include integrating SAP APIs with internal systems, designing comprehensive system architecture documents, and building an AI-powered tender scraping pipeline.</w:t>
+        <w:t>Full Stack Developer with a focus on AI and automation, currently building production systems at Copy Cat Group. I work across the stack, from Python backends and REST APIs to React frontends, with experience in data annotation, model evaluation, and prompt engineering. My recent projects include an AI-powered tender scraping pipeline, a live SAP API integration, and a comprehensive System Design Document for enterprise architecture.</w:t>
       </w:r>
     </w:p>
     <w:p>
@@ -245,7 +245,7 @@
         <w:rPr>
           <w:sz w:val="20"/>
         </w:rPr>
-        <w:t>GraphQL, Redis, Kubernetes, Typescript, Software Engineering, Web Development, E-commerce, Platform Development, API Design, Microservices, Cloud Computing</w:t>
+        <w:t>GraphQL, Redis, Kubernetes, Typescript, Software Engineering, Web Development, Commerce Platform, API Design, Microservices, CI/CD, Agile Methodologies, Remote Collaboration, Communication, Problem-Solving</w:t>
       </w:r>
     </w:p>
     <w:p>
@@ -263,7 +263,7 @@
         <w:rPr>
           <w:sz w:val="20"/>
         </w:rPr>
-        <w:t>Database Management, Containerization, CI/CD, Agile Methodologies, Remote Collaboration, Communication, Problem-Solving, Attention to Detail, Teamwork, Project Management, Time Management</w:t>
+        <w:t>Critical Thinking, Attention to Detail, Time Management, Self-Motivation, Adaptability, Teamwork, Mentorship, Project Management, Documentation, Security Awareness, Data Protection, Scalability, Performance Optimization, Testing and Debugging</w:t>
       </w:r>
     </w:p>
     <w:p>
@@ -325,7 +325,7 @@
         <w:rPr>
           <w:sz w:val="20"/>
         </w:rPr>
-        <w:t>Authoring System Design Documents (SDDs) and Business Requirements Documents (BRDs) to define project scope and architecture.</w:t>
+        <w:t>Authoring comprehensive System Design Documents (SDDs) for Application, Data, Integration, and Security Architecture.</w:t>
       </w:r>
     </w:p>
     <w:p>
@@ -372,7 +372,31 @@
         <w:rPr>
           <w:sz w:val="20"/>
         </w:rPr>
-        <w:t>Generating difference-based captions for multimodal datasets, improving model accuracy through detailed annotations.</w:t>
+        <w:t>Train AI models by generating accurate difference-based captions for multimodal datasets</w:t>
+      </w:r>
+    </w:p>
+    <w:p>
+      <w:pPr>
+        <w:pStyle w:val="ListBullet"/>
+        <w:spacing w:before="0" w:after="20"/>
+      </w:pPr>
+      <w:r>
+        <w:rPr>
+          <w:sz w:val="20"/>
+        </w:rPr>
+        <w:t>Perform categorisation, bounding, consistency checks, and image-level validation to improve multimodal model accuracy</w:t>
+      </w:r>
+    </w:p>
+    <w:p>
+      <w:pPr>
+        <w:pStyle w:val="ListBullet"/>
+        <w:spacing w:before="0" w:after="20"/>
+      </w:pPr>
+      <w:r>
+        <w:rPr>
+          <w:sz w:val="20"/>
+        </w:rPr>
+        <w:t>Contribute high-quality annotated outputs that directly feed into production AI model training pipelines</w:t>
       </w:r>
     </w:p>
     <w:p>
@@ -407,7 +431,31 @@
         <w:rPr>
           <w:sz w:val="20"/>
         </w:rPr>
-        <w:t>Built full-stack solutions for diverse clients, including UI components, API optimisation, and CMS management.</w:t>
+        <w:t>Developed and delivered full-stack solutions for U.S.-based clients across different sectors</w:t>
+      </w:r>
+    </w:p>
+    <w:p>
+      <w:pPr>
+        <w:pStyle w:val="ListBullet"/>
+        <w:spacing w:before="0" w:after="20"/>
+      </w:pPr>
+      <w:r>
+        <w:rPr>
+          <w:sz w:val="20"/>
+        </w:rPr>
+        <w:t>Built UI components, optimised APIs, and handled CMS-based website systems</w:t>
+      </w:r>
+    </w:p>
+    <w:p>
+      <w:pPr>
+        <w:pStyle w:val="ListBullet"/>
+        <w:spacing w:before="0" w:after="20"/>
+      </w:pPr>
+      <w:r>
+        <w:rPr>
+          <w:sz w:val="20"/>
+        </w:rPr>
+        <w:t>Collaborated with remote teams to debug, improve performance, and implement client feedback</w:t>
       </w:r>
     </w:p>
     <w:p>
@@ -442,7 +490,31 @@
         <w:rPr>
           <w:sz w:val="20"/>
         </w:rPr>
-        <w:t>Performed intent detection, slot tagging, and utterance verification for health and agriculture AI systems.</w:t>
+        <w:t>Annotated and evaluated datasets for health and agriculture AI systems</w:t>
+      </w:r>
+    </w:p>
+    <w:p>
+      <w:pPr>
+        <w:pStyle w:val="ListBullet"/>
+        <w:spacing w:before="0" w:after="20"/>
+      </w:pPr>
+      <w:r>
+        <w:rPr>
+          <w:sz w:val="20"/>
+        </w:rPr>
+        <w:t>Performed intent detection, slot tagging, utterance verification, and structured dataset creation</w:t>
+      </w:r>
+    </w:p>
+    <w:p>
+      <w:pPr>
+        <w:pStyle w:val="ListBullet"/>
+        <w:spacing w:before="0" w:after="20"/>
+      </w:pPr>
+      <w:r>
+        <w:rPr>
+          <w:sz w:val="20"/>
+        </w:rPr>
+        <w:t>Ensured annotation quality and consistency across multilingual and multimodal training data</w:t>
       </w:r>
     </w:p>
     <w:p>
